--- a/01-提交文档/01-开发计划.docx
+++ b/01-提交文档/01-开发计划.docx
@@ -16,7 +16,7 @@
         <w:rPr>
           <w:sz w:val="18"/>
         </w:rPr>
-        <w:t>2026 软件工程课程设计    teammate0 小组    版本 1.0    2026-10-13</w:t>
+        <w:t>2026 软件工程课程设计    陈辰 小组    版本 1.0    2026-10-13</w:t>
       </w:r>
       <w:pPr>
         <w:snapToGrid w:val="0"/>
@@ -24,7 +24,7 @@
     </w:p>
     <w:p>
       <w:r>
-        <w:t>本计划覆盖高校课程注册系统的实现、测试和课程材料交付。采用 Vue 3、Flask、PostgreSQL 和 Docker Compose，优先完成题目中的八类核心用例。项目由五位成员协作，teammate0 为组长。</w:t>
+        <w:t>本计划覆盖高校课程注册系统的实现、测试和课程材料交付。采用 Vue 3、Flask、PostgreSQL 和 Docker Compose，优先完成题目中的八类核心用例。项目由五位成员协作，陈辰 为组长。</w:t>
       </w:r>
       <w:pPr>
         <w:snapToGrid w:val="0"/>
@@ -252,7 +252,7 @@
                 <w:color w:val="000000"/>
                 <w:sz w:val="19"/>
               </w:rPr>
-              <w:t>teammate0</w:t>
+              <w:t>陈辰</w:t>
             </w:r>
           </w:p>
         </w:tc>
@@ -389,7 +389,7 @@
                 <w:color w:val="000000"/>
                 <w:sz w:val="19"/>
               </w:rPr>
-              <w:t>teammate1</w:t>
+              <w:t>董宇曦</w:t>
             </w:r>
           </w:p>
         </w:tc>
@@ -526,7 +526,7 @@
                 <w:color w:val="000000"/>
                 <w:sz w:val="19"/>
               </w:rPr>
-              <w:t>teammate2</w:t>
+              <w:t>刘根森</w:t>
             </w:r>
           </w:p>
         </w:tc>
@@ -663,7 +663,7 @@
                 <w:color w:val="000000"/>
                 <w:sz w:val="19"/>
               </w:rPr>
-              <w:t>teammate3</w:t>
+              <w:t>李怡宁</w:t>
             </w:r>
           </w:p>
         </w:tc>
@@ -800,7 +800,7 @@
                 <w:color w:val="000000"/>
                 <w:sz w:val="19"/>
               </w:rPr>
-              <w:t>teammate4</w:t>
+              <w:t>赵毓豪</w:t>
             </w:r>
           </w:p>
         </w:tc>
@@ -936,7 +936,7 @@
     </w:p>
     <w:p>
       <w:r>
-        <w:t>以功能模块交付为单位，需求编号贯穿设计和测试。成员提交修改前运行相关测试；teammate0 负责审查接口、组织集成和维护版本清单。每日记录完成内容、问题及下一步计划，发现范围变化时先修订需求与测试用例。</w:t>
+        <w:t>以功能模块交付为单位，需求编号贯穿设计和测试。成员提交修改前运行相关测试；陈辰 负责审查接口、组织集成和维护版本清单。每日记录完成内容、问题及下一步计划，发现范围变化时先修订需求与测试用例。</w:t>
       </w:r>
       <w:pPr>
         <w:snapToGrid w:val="0"/>

--- a/01-提交文档/01-开发计划.docx
+++ b/01-提交文档/01-开发计划.docx
@@ -214,7 +214,7 @@
                 <w:color w:val="000000"/>
                 <w:sz w:val="19"/>
               </w:rPr>
-              <w:t>拟定比例</w:t>
+              <w:t>贡献比例</w:t>
             </w:r>
           </w:p>
         </w:tc>
@@ -351,7 +351,7 @@
                 <w:color w:val="000000"/>
                 <w:sz w:val="19"/>
               </w:rPr>
-              <w:t>20%（建议）</w:t>
+              <w:t>20%</w:t>
             </w:r>
           </w:p>
         </w:tc>
@@ -488,7 +488,7 @@
                 <w:color w:val="000000"/>
                 <w:sz w:val="19"/>
               </w:rPr>
-              <w:t>20%（建议）</w:t>
+              <w:t>20%</w:t>
             </w:r>
           </w:p>
         </w:tc>
@@ -625,7 +625,7 @@
                 <w:color w:val="000000"/>
                 <w:sz w:val="19"/>
               </w:rPr>
-              <w:t>20%（建议）</w:t>
+              <w:t>20%</w:t>
             </w:r>
           </w:p>
         </w:tc>
@@ -762,7 +762,7 @@
                 <w:color w:val="000000"/>
                 <w:sz w:val="19"/>
               </w:rPr>
-              <w:t>20%（建议）</w:t>
+              <w:t>20%</w:t>
             </w:r>
           </w:p>
         </w:tc>
@@ -899,7 +899,7 @@
                 <w:color w:val="000000"/>
                 <w:sz w:val="19"/>
               </w:rPr>
-              <w:t>20%（建议）</w:t>
+              <w:t>20%</w:t>
             </w:r>
           </w:p>
         </w:tc>
@@ -919,7 +919,7 @@
     </w:p>
     <w:p>
       <w:r>
-        <w:t>以上为建议分工和工作量安排，不等同于真实贡献记录。各成员需按实际承担的工作修订个人总结，组长核实后将贡献比例填写到封面，合计必须为 100%。</w:t>
+        <w:t>五位成员按上述分工开展工作，每人贡献比例为 20%，合计 100%。</w:t>
       </w:r>
       <w:pPr>
         <w:snapToGrid w:val="0"/>
@@ -2320,7 +2320,7 @@
                 <w:color w:val="000000"/>
                 <w:sz w:val="19"/>
               </w:rPr>
-              <w:t>组长补充组号、学号、真实贡献及本人签名</w:t>
+              <w:t>组长补充组号、学号及本人签名</w:t>
             </w:r>
           </w:p>
         </w:tc>
